--- a/Hoàng/2025/T6/CUNG THIẾU NHI (102-2025) (TB 64-2025)/THÔNG BÁO GỬI ĐV - CUNG THIẾU NHI 2025.docx
+++ b/Hoàng/2025/T6/CUNG THIẾU NHI (102-2025) (TB 64-2025)/THÔNG BÁO GỬI ĐV - CUNG THIẾU NHI 2025.docx
@@ -541,7 +541,43 @@
               <w:rPr>
                 <w:rFonts w:ascii="Times New Roman" w:hAnsi="Times New Roman" w:cs="Times New Roman"/>
               </w:rPr>
-              <w:t>Ngày 09/06/2025</w:t>
+              <w:t xml:space="preserve">Thứ </w:t>
+            </w:r>
+            <w:r>
+              <w:rPr>
+                <w:rFonts w:ascii="Times New Roman" w:hAnsi="Times New Roman" w:cs="Times New Roman"/>
+              </w:rPr>
+              <w:t>tư</w:t>
+            </w:r>
+            <w:r>
+              <w:rPr>
+                <w:rFonts w:ascii="Times New Roman" w:hAnsi="Times New Roman" w:cs="Times New Roman"/>
+              </w:rPr>
+              <w:t xml:space="preserve"> n</w:t>
+            </w:r>
+            <w:r>
+              <w:rPr>
+                <w:rFonts w:ascii="Times New Roman" w:hAnsi="Times New Roman" w:cs="Times New Roman"/>
+              </w:rPr>
+              <w:t xml:space="preserve">gày </w:t>
+            </w:r>
+            <w:r>
+              <w:rPr>
+                <w:rFonts w:ascii="Times New Roman" w:hAnsi="Times New Roman" w:cs="Times New Roman"/>
+              </w:rPr>
+              <w:t>1</w:t>
+            </w:r>
+            <w:r>
+              <w:rPr>
+                <w:rFonts w:ascii="Times New Roman" w:hAnsi="Times New Roman" w:cs="Times New Roman"/>
+              </w:rPr>
+              <w:t>1</w:t>
+            </w:r>
+            <w:r>
+              <w:rPr>
+                <w:rFonts w:ascii="Times New Roman" w:hAnsi="Times New Roman" w:cs="Times New Roman"/>
+              </w:rPr>
+              <w:t>/06/2025</w:t>
             </w:r>
           </w:p>
         </w:tc>
@@ -867,7 +903,25 @@
               <w:rPr>
                 <w:rFonts w:ascii="Times New Roman" w:hAnsi="Times New Roman" w:cs="Times New Roman"/>
               </w:rPr>
-              <w:t xml:space="preserve">Từ chiều ngày 09 </w:t>
+              <w:t xml:space="preserve">Từ chiều ngày </w:t>
+            </w:r>
+            <w:r>
+              <w:rPr>
+                <w:rFonts w:ascii="Times New Roman" w:hAnsi="Times New Roman" w:cs="Times New Roman"/>
+              </w:rPr>
+              <w:t>1</w:t>
+            </w:r>
+            <w:r>
+              <w:rPr>
+                <w:rFonts w:ascii="Times New Roman" w:hAnsi="Times New Roman" w:cs="Times New Roman"/>
+              </w:rPr>
+              <w:t>1</w:t>
+            </w:r>
+            <w:r>
+              <w:rPr>
+                <w:rFonts w:ascii="Times New Roman" w:hAnsi="Times New Roman" w:cs="Times New Roman"/>
+              </w:rPr>
+              <w:t xml:space="preserve"> </w:t>
             </w:r>
             <w:r>
               <w:rPr>
@@ -903,7 +957,19 @@
               <w:rPr>
                 <w:rFonts w:ascii="Times New Roman" w:hAnsi="Times New Roman" w:cs="Times New Roman"/>
               </w:rPr>
-              <w:t>10/06/2025</w:t>
+              <w:t>1</w:t>
+            </w:r>
+            <w:r>
+              <w:rPr>
+                <w:rFonts w:ascii="Times New Roman" w:hAnsi="Times New Roman" w:cs="Times New Roman"/>
+              </w:rPr>
+              <w:t>5</w:t>
+            </w:r>
+            <w:r>
+              <w:rPr>
+                <w:rFonts w:ascii="Times New Roman" w:hAnsi="Times New Roman" w:cs="Times New Roman"/>
+              </w:rPr>
+              <w:t>/06/2025</w:t>
             </w:r>
           </w:p>
         </w:tc>
@@ -2824,7 +2890,7 @@
         <v:path o:extrusionok="f" gradientshapeok="t" o:connecttype="rect"/>
         <o:lock v:ext="edit" aspectratio="t"/>
       </v:shapetype>
-      <v:shape id="_x0000_i1055" type="#_x0000_t75" style="width:11.2pt;height:11.2pt" o:bullet="t">
+      <v:shape id="_x0000_i1044" type="#_x0000_t75" style="width:11.25pt;height:11.25pt" o:bullet="t">
         <v:imagedata r:id="rId1" o:title="mso1392"/>
       </v:shape>
     </w:pict>
